--- a/documents/kit-formulaires-conventions-tvf/13-conventions-types/tvf-conv-04-convention-type-de-cooperation-entreprise.docx
+++ b/documents/kit-formulaires-conventions-tvf/13-conventions-types/tvf-conv-04-convention-type-de-cooperation-entreprise.docx
@@ -375,7 +375,7 @@
                 <w:color w:val="1E272E"/>
                 <w:sz w:val="19"/>
               </w:rPr>
-              <w:t>contact@territoiresvivantsfrance.fr - 06 22 03 93 24</w:t>
+              <w:t>contact@territoiresvivantsfrance.fr - 04 65 81 54 69</w:t>
             </w:r>
           </w:p>
         </w:tc>
